--- a/TraveRail_dokumentacio.docx
+++ b/TraveRail_dokumentacio.docx
@@ -38,10 +38,7 @@
         <w:t>, Frontend &amp; Backend</w:t>
       </w:r>
       <w:r>
-        <w:t xml:space="preserve"> (Node.js, Express, MongoDB, </w:t>
-      </w:r>
-      <w:r>
-        <w:t>Stripe)</w:t>
+        <w:t xml:space="preserve"> (Node.js, Express, MongoDB, Stripe)</w:t>
       </w:r>
       <w:r>
         <w:br/>
@@ -49,7 +46,14 @@
       </w:r>
       <w:r>
         <w:br/>
-        <w:t xml:space="preserve">Fejlesztők: </w:t>
+      </w:r>
+      <w:proofErr w:type="spellStart"/>
+      <w:r>
+        <w:t>Fejlesztők</w:t>
+      </w:r>
+      <w:proofErr w:type="spellEnd"/>
+      <w:r>
+        <w:t xml:space="preserve">: </w:t>
       </w:r>
       <w:proofErr w:type="spellStart"/>
       <w:r>
@@ -208,14 +212,27 @@
       </w:r>
       <w:proofErr w:type="spellEnd"/>
       <w:r>
-        <w:t>, amely lehetővé teszi a felhasználók számára,</w:t>
-      </w:r>
-      <w:r>
-        <w:br/>
-        <w:t>hogy online</w:t>
-      </w:r>
-      <w:r>
-        <w:t xml:space="preserve"> módon keressenek vonatjáratokat, kiválasszák az utazásukhoz megfelelő menetrendet,</w:t>
+        <w:t xml:space="preserve">, </w:t>
+      </w:r>
+      <w:proofErr w:type="spellStart"/>
+      <w:r>
+        <w:t>amely</w:t>
+      </w:r>
+      <w:proofErr w:type="spellEnd"/>
+      <w:r>
+        <w:t xml:space="preserve"> </w:t>
+      </w:r>
+      <w:proofErr w:type="spellStart"/>
+      <w:r>
+        <w:t>lehetővé</w:t>
+      </w:r>
+      <w:proofErr w:type="spellEnd"/>
+      <w:r>
+        <w:t xml:space="preserve"> teszi a felhasználók számára,</w:t>
+      </w:r>
+      <w:r>
+        <w:br/>
+        <w:t>hogy online módon keressenek vonatjáratokat, kiválasszák az utazásukhoz megfelelő menetrendet,</w:t>
       </w:r>
       <w:r>
         <w:br/>
@@ -230,10 +247,7 @@
       </w:r>
       <w:r>
         <w:br/>
-        <w:t>A rendszer a moder</w:t>
-      </w:r>
-      <w:r>
-        <w:t>n webfejlesztési technológiákra épül, beleértve a Node.js backend környezetet,</w:t>
+        <w:t>A rendszer a modern webfejlesztési technológiákra épül, beleértve a Node.js backend környezetet,</w:t>
       </w:r>
       <w:r>
         <w:br/>
@@ -251,114 +265,6 @@
       </w:r>
     </w:p>
     <w:p>
-      <w:r>
-        <w:br/>
-        <w:t>A TraveRail egy modern webalapú va</w:t>
-      </w:r>
-      <w:r>
-        <w:t>súti jegyvásárló rendszer, amely lehetővé teszi a felhasználók számára,</w:t>
-      </w:r>
-      <w:r>
-        <w:br/>
-        <w:t>hogy online módon keressenek vonatjáratokat, kiválasszák az utazásukhoz megfelelő menetrendet,</w:t>
-      </w:r>
-      <w:r>
-        <w:br/>
-        <w:t>majd bankkártyás fizetéssel megvásárolják a jegyüket.</w:t>
-      </w:r>
-      <w:r>
-        <w:br/>
-      </w:r>
-      <w:r>
-        <w:br/>
-        <w:t>A projekt célja egy egyszerűen has</w:t>
-      </w:r>
-      <w:r>
-        <w:t>ználható, gyors és biztonságos online rendszer létrehozása volt.</w:t>
-      </w:r>
-      <w:r>
-        <w:br/>
-        <w:t>A rendszer a modern webfejlesztési technológiákra épül, beleértve a Node.js backend környezetet,</w:t>
-      </w:r>
-      <w:r>
-        <w:br/>
-        <w:t>Express szerverkeretrendszert, valamint MongoDB adatbázist.</w:t>
-      </w:r>
-      <w:r>
-        <w:br/>
-      </w:r>
-      <w:r>
-        <w:br/>
-        <w:t>A fizetések lebonyolítása a Strip</w:t>
-      </w:r>
-      <w:r>
-        <w:t>e fizetési szolgáltatás segítségével történik.</w:t>
-      </w:r>
-      <w:r>
-        <w:br/>
-      </w:r>
-    </w:p>
-    <w:p>
-      <w:r>
-        <w:br/>
-      </w:r>
-      <w:r>
-        <w:t xml:space="preserve">A </w:t>
-      </w:r>
-      <w:proofErr w:type="spellStart"/>
-      <w:r>
-        <w:t>TraveRail</w:t>
-      </w:r>
-      <w:proofErr w:type="spellEnd"/>
-      <w:r>
-        <w:t xml:space="preserve"> </w:t>
-      </w:r>
-      <w:proofErr w:type="spellStart"/>
-      <w:r>
-        <w:t>egy</w:t>
-      </w:r>
-      <w:proofErr w:type="spellEnd"/>
-      <w:r>
-        <w:t xml:space="preserve"> modern webalapú vasúti jegyvásárló rendszer, amely lehetővé teszi a felhasználók számára,</w:t>
-      </w:r>
-      <w:r>
-        <w:br/>
-        <w:t>hogy online módon keressenek vonatjáratokat, kiválasszák az utazásukhoz megfelelő menetrendet,</w:t>
-      </w:r>
-      <w:r>
-        <w:br/>
-        <w:t>majd b</w:t>
-      </w:r>
-      <w:r>
-        <w:t xml:space="preserve">ankkártyás </w:t>
-      </w:r>
-      <w:proofErr w:type="spellStart"/>
-      <w:r>
-        <w:t>fizetéssel</w:t>
-      </w:r>
-      <w:proofErr w:type="spellEnd"/>
-      <w:r>
-        <w:t xml:space="preserve"> </w:t>
-      </w:r>
-      <w:proofErr w:type="spellStart"/>
-      <w:r>
-        <w:t>megvásárolják</w:t>
-      </w:r>
-      <w:proofErr w:type="spellEnd"/>
-      <w:r>
-        <w:t xml:space="preserve"> a </w:t>
-      </w:r>
-      <w:proofErr w:type="spellStart"/>
-      <w:r>
-        <w:t>jegyüket</w:t>
-      </w:r>
-      <w:proofErr w:type="spellEnd"/>
-      <w:r>
-        <w:t>.</w:t>
-      </w:r>
-      <w:r>
-        <w:br/>
-      </w:r>
       <w:r>
         <w:br/>
       </w:r>
@@ -371,7 +277,6 @@
         <w:pStyle w:val="Cmsor1"/>
       </w:pPr>
       <w:r>
-        <w:lastRenderedPageBreak/>
         <w:t>II. A projekt célja és problémaköre</w:t>
       </w:r>
     </w:p>
@@ -382,10 +287,7 @@
       </w:r>
       <w:r>
         <w:br/>
-        <w:t>ami több p</w:t>
-      </w:r>
-      <w:r>
-        <w:t>roblémát is okozhat:</w:t>
+        <w:t>ami több problémát is okozhat:</w:t>
       </w:r>
       <w:r>
         <w:br/>
@@ -426,10 +328,7 @@
       </w:r>
       <w:r>
         <w:br/>
-        <w:t>•</w:t>
-      </w:r>
-      <w:r>
-        <w:t xml:space="preserve"> egyszerű jegyvásárlást</w:t>
+        <w:t>• egyszerű jegyvásárlást</w:t>
       </w:r>
       <w:r>
         <w:br/>
@@ -444,137 +343,6 @@
       </w:r>
     </w:p>
     <w:p>
-      <w:r>
-        <w:br/>
-        <w:t>A közlekedési jegyvásárlás sok esetben még mindig hagyományos módon történik,</w:t>
-      </w:r>
-      <w:r>
-        <w:br/>
-        <w:t>ami több problémát is okozhat:</w:t>
-      </w:r>
-      <w:r>
-        <w:br/>
-      </w:r>
-      <w:r>
-        <w:br/>
-        <w:t>• időigényes jegyvásárlás</w:t>
-      </w:r>
-      <w:r>
-        <w:br/>
-        <w:t>• hosszú sorban állás</w:t>
-      </w:r>
-      <w:r>
-        <w:br/>
-        <w:t>• nehézkes menetrend ker</w:t>
-      </w:r>
-      <w:r>
-        <w:t>esés</w:t>
-      </w:r>
-      <w:r>
-        <w:br/>
-        <w:t>• mobil eszközökön rossz felhasználói élmény</w:t>
-      </w:r>
-      <w:r>
-        <w:br/>
-      </w:r>
-      <w:r>
-        <w:br/>
-        <w:t>A projekt célja egy olyan online rendszer létrehozása volt,</w:t>
-      </w:r>
-      <w:r>
-        <w:br/>
-        <w:t>amely lehetővé teszi:</w:t>
-      </w:r>
-      <w:r>
-        <w:br/>
-      </w:r>
-      <w:r>
-        <w:br/>
-        <w:t>• gyors menetrend keresést</w:t>
-      </w:r>
-      <w:r>
-        <w:br/>
-        <w:t>• egyszerű jegyvásárlást</w:t>
-      </w:r>
-      <w:r>
-        <w:br/>
-        <w:t>• biztonságos fizetést</w:t>
-      </w:r>
-      <w:r>
-        <w:br/>
-        <w:t>• mobilbarát használatot</w:t>
-      </w:r>
-      <w:r>
-        <w:br/>
-      </w:r>
-    </w:p>
-    <w:p>
-      <w:r>
-        <w:br/>
-        <w:t>A közlekedési jegyvá</w:t>
-      </w:r>
-      <w:r>
-        <w:t>sárlás sok esetben még mindig hagyományos módon történik,</w:t>
-      </w:r>
-      <w:r>
-        <w:br/>
-        <w:t>ami több problémát is okozhat:</w:t>
-      </w:r>
-      <w:r>
-        <w:br/>
-      </w:r>
-      <w:r>
-        <w:br/>
-        <w:t>• időigényes jegyvásárlás</w:t>
-      </w:r>
-      <w:r>
-        <w:br/>
-        <w:t>• hosszú sorban állás</w:t>
-      </w:r>
-      <w:r>
-        <w:br/>
-        <w:t>• nehézkes menetrend keresés</w:t>
-      </w:r>
-      <w:r>
-        <w:br/>
-      </w:r>
-      <w:r>
-        <w:lastRenderedPageBreak/>
-        <w:t>• mobil eszközökön rossz felhasználói élmény</w:t>
-      </w:r>
-      <w:r>
-        <w:br/>
-      </w:r>
-      <w:r>
-        <w:br/>
-        <w:t>A projekt célja egy olyan online rendszer l</w:t>
-      </w:r>
-      <w:r>
-        <w:t>étrehozása volt,</w:t>
-      </w:r>
-      <w:r>
-        <w:br/>
-        <w:t>amely lehetővé teszi:</w:t>
-      </w:r>
-      <w:r>
-        <w:br/>
-      </w:r>
-      <w:r>
-        <w:br/>
-        <w:t>• gyors menetrend keresést</w:t>
-      </w:r>
-      <w:r>
-        <w:br/>
-        <w:t>• egyszerű jegyvásárlást</w:t>
-      </w:r>
-      <w:r>
-        <w:br/>
-        <w:t>• biztonságos fizetést</w:t>
-      </w:r>
-      <w:r>
-        <w:br/>
-        <w:t>• mobilbarát használatot</w:t>
-      </w:r>
       <w:r>
         <w:br/>
       </w:r>
@@ -584,6 +352,7 @@
         <w:pStyle w:val="Cmsor1"/>
       </w:pPr>
       <w:r>
+        <w:lastRenderedPageBreak/>
         <w:t>III. Rendszer architektúra</w:t>
       </w:r>
     </w:p>
@@ -605,264 +374,250 @@
       </w:r>
       <w:r>
         <w:br/>
-        <w:t>3. Adatbáz</w:t>
-      </w:r>
-      <w:r>
-        <w:t>is</w:t>
-      </w:r>
-      <w:r>
-        <w:br/>
-      </w:r>
-      <w:r>
-        <w:br/>
-        <w:t>Frontend feladata:</w:t>
-      </w:r>
-      <w:r>
-        <w:br/>
-        <w:t>• felhasználói felület megjelenítése</w:t>
-      </w:r>
-      <w:r>
-        <w:br/>
-        <w:t>• adatok bekérése a felhasználótól</w:t>
-      </w:r>
-      <w:r>
-        <w:br/>
-        <w:t>• API hívások a backend felé</w:t>
-      </w:r>
-      <w:r>
-        <w:br/>
-      </w:r>
-      <w:r>
-        <w:br/>
-        <w:t>Backend feladata:</w:t>
-      </w:r>
-      <w:r>
-        <w:br/>
-        <w:t>• üzleti logika kezelése</w:t>
-      </w:r>
-      <w:r>
-        <w:br/>
-        <w:t>• adatbázis kommunikáció</w:t>
-      </w:r>
-      <w:r>
-        <w:br/>
-        <w:t>• fizetési folyamatok kezelése</w:t>
-      </w:r>
-      <w:r>
-        <w:br/>
-      </w:r>
-      <w:r>
-        <w:br/>
-        <w:t>Adatbázis:</w:t>
-      </w:r>
-      <w:r>
-        <w:br/>
-        <w:t>• felhasználók tárol</w:t>
-      </w:r>
-      <w:r>
-        <w:t>ása</w:t>
-      </w:r>
-      <w:r>
-        <w:br/>
-        <w:t>• menetrendek kezelése</w:t>
-      </w:r>
-      <w:r>
-        <w:br/>
-        <w:t>• vásárlások mentése</w:t>
-      </w:r>
-      <w:r>
-        <w:br/>
-      </w:r>
-      <w:r>
-        <w:br/>
-        <w:t>[KÉP HELYE – Rendszer architektúra diagram]</w:t>
+        <w:t xml:space="preserve">3. </w:t>
+      </w:r>
+      <w:proofErr w:type="spellStart"/>
+      <w:r>
+        <w:t>Adatbázis</w:t>
+      </w:r>
+      <w:proofErr w:type="spellEnd"/>
+      <w:r>
+        <w:br/>
+      </w:r>
+      <w:r>
+        <w:br/>
+        <w:t xml:space="preserve">Frontend </w:t>
+      </w:r>
+      <w:proofErr w:type="spellStart"/>
+      <w:r>
+        <w:t>feladata</w:t>
+      </w:r>
+      <w:proofErr w:type="spellEnd"/>
+      <w:r>
+        <w:t>:</w:t>
+      </w:r>
+      <w:r>
+        <w:br/>
+        <w:t xml:space="preserve">• </w:t>
+      </w:r>
+      <w:proofErr w:type="spellStart"/>
+      <w:r>
+        <w:t>felhasználói</w:t>
+      </w:r>
+      <w:proofErr w:type="spellEnd"/>
+      <w:r>
+        <w:t xml:space="preserve"> </w:t>
+      </w:r>
+      <w:proofErr w:type="spellStart"/>
+      <w:r>
+        <w:t>felület</w:t>
+      </w:r>
+      <w:proofErr w:type="spellEnd"/>
+      <w:r>
+        <w:t xml:space="preserve"> </w:t>
+      </w:r>
+      <w:proofErr w:type="spellStart"/>
+      <w:r>
+        <w:t>megjelenítése</w:t>
+      </w:r>
+      <w:proofErr w:type="spellEnd"/>
+      <w:r>
+        <w:br/>
+        <w:t xml:space="preserve">• </w:t>
+      </w:r>
+      <w:proofErr w:type="spellStart"/>
+      <w:r>
+        <w:t>adatok</w:t>
+      </w:r>
+      <w:proofErr w:type="spellEnd"/>
+      <w:r>
+        <w:t xml:space="preserve"> </w:t>
+      </w:r>
+      <w:proofErr w:type="spellStart"/>
+      <w:r>
+        <w:t>bekérése</w:t>
+      </w:r>
+      <w:proofErr w:type="spellEnd"/>
+      <w:r>
+        <w:t xml:space="preserve"> a </w:t>
+      </w:r>
+      <w:proofErr w:type="spellStart"/>
+      <w:r>
+        <w:t>felhasználótól</w:t>
+      </w:r>
+      <w:proofErr w:type="spellEnd"/>
+      <w:r>
+        <w:br/>
+        <w:t xml:space="preserve">• API </w:t>
+      </w:r>
+      <w:proofErr w:type="spellStart"/>
+      <w:r>
+        <w:t>hívások</w:t>
+      </w:r>
+      <w:proofErr w:type="spellEnd"/>
+      <w:r>
+        <w:t xml:space="preserve"> a backend </w:t>
+      </w:r>
+      <w:proofErr w:type="spellStart"/>
+      <w:r>
+        <w:t>felé</w:t>
+      </w:r>
+      <w:proofErr w:type="spellEnd"/>
+      <w:r>
+        <w:br/>
+      </w:r>
+      <w:r>
+        <w:br/>
+        <w:t xml:space="preserve">Backend </w:t>
+      </w:r>
+      <w:proofErr w:type="spellStart"/>
+      <w:r>
+        <w:t>feladata</w:t>
+      </w:r>
+      <w:proofErr w:type="spellEnd"/>
+      <w:r>
+        <w:t>:</w:t>
+      </w:r>
+      <w:r>
+        <w:br/>
+        <w:t xml:space="preserve">• </w:t>
+      </w:r>
+      <w:proofErr w:type="spellStart"/>
+      <w:r>
+        <w:t>üzleti</w:t>
+      </w:r>
+      <w:proofErr w:type="spellEnd"/>
+      <w:r>
+        <w:t xml:space="preserve"> </w:t>
+      </w:r>
+      <w:proofErr w:type="spellStart"/>
+      <w:r>
+        <w:t>logika</w:t>
+      </w:r>
+      <w:proofErr w:type="spellEnd"/>
+      <w:r>
+        <w:t xml:space="preserve"> </w:t>
+      </w:r>
+      <w:proofErr w:type="spellStart"/>
+      <w:r>
+        <w:t>kezelése</w:t>
+      </w:r>
+      <w:proofErr w:type="spellEnd"/>
+      <w:r>
+        <w:br/>
+        <w:t xml:space="preserve">• </w:t>
+      </w:r>
+      <w:proofErr w:type="spellStart"/>
+      <w:r>
+        <w:t>adatbázis</w:t>
+      </w:r>
+      <w:proofErr w:type="spellEnd"/>
+      <w:r>
+        <w:t xml:space="preserve"> </w:t>
+      </w:r>
+      <w:proofErr w:type="spellStart"/>
+      <w:r>
+        <w:t>kommunikáció</w:t>
+      </w:r>
+      <w:proofErr w:type="spellEnd"/>
+      <w:r>
+        <w:br/>
+        <w:t xml:space="preserve">• </w:t>
+      </w:r>
+      <w:proofErr w:type="spellStart"/>
+      <w:r>
+        <w:t>fizetési</w:t>
+      </w:r>
+      <w:proofErr w:type="spellEnd"/>
+      <w:r>
+        <w:t xml:space="preserve"> </w:t>
+      </w:r>
+      <w:proofErr w:type="spellStart"/>
+      <w:r>
+        <w:t>folyamatok</w:t>
+      </w:r>
+      <w:proofErr w:type="spellEnd"/>
+      <w:r>
+        <w:t xml:space="preserve"> </w:t>
+      </w:r>
+      <w:proofErr w:type="spellStart"/>
+      <w:r>
+        <w:t>kezelése</w:t>
+      </w:r>
+      <w:proofErr w:type="spellEnd"/>
+      <w:r>
+        <w:br/>
+      </w:r>
+      <w:r>
+        <w:br/>
+      </w:r>
+      <w:proofErr w:type="spellStart"/>
+      <w:r>
+        <w:t>Adatbázis</w:t>
+      </w:r>
+      <w:proofErr w:type="spellEnd"/>
+      <w:r>
+        <w:t>:</w:t>
+      </w:r>
+      <w:r>
+        <w:br/>
+        <w:t xml:space="preserve">• </w:t>
+      </w:r>
+      <w:proofErr w:type="spellStart"/>
+      <w:r>
+        <w:t>felhasználók</w:t>
+      </w:r>
+      <w:proofErr w:type="spellEnd"/>
+      <w:r>
+        <w:t xml:space="preserve"> </w:t>
+      </w:r>
+      <w:proofErr w:type="spellStart"/>
+      <w:r>
+        <w:t>tárolása</w:t>
+      </w:r>
+      <w:proofErr w:type="spellEnd"/>
+      <w:r>
+        <w:br/>
+        <w:t xml:space="preserve">• </w:t>
+      </w:r>
+      <w:proofErr w:type="spellStart"/>
+      <w:r>
+        <w:t>menetrendek</w:t>
+      </w:r>
+      <w:proofErr w:type="spellEnd"/>
+      <w:r>
+        <w:t xml:space="preserve"> </w:t>
+      </w:r>
+      <w:proofErr w:type="spellStart"/>
+      <w:r>
+        <w:t>kezelése</w:t>
+      </w:r>
+      <w:proofErr w:type="spellEnd"/>
+      <w:r>
+        <w:br/>
+        <w:t xml:space="preserve">• </w:t>
+      </w:r>
+      <w:proofErr w:type="spellStart"/>
+      <w:r>
+        <w:t>vásárlások</w:t>
+      </w:r>
+      <w:proofErr w:type="spellEnd"/>
+      <w:r>
+        <w:t xml:space="preserve"> </w:t>
+      </w:r>
+      <w:proofErr w:type="spellStart"/>
+      <w:r>
+        <w:t>mentése</w:t>
+      </w:r>
+      <w:proofErr w:type="spellEnd"/>
+      <w:r>
+        <w:br/>
       </w:r>
       <w:r>
         <w:br/>
       </w:r>
     </w:p>
     <w:p>
-      <w:r>
-        <w:br/>
-        <w:t>A TraveRail rendszer három fő komponensből épül fel:</w:t>
-      </w:r>
-      <w:r>
-        <w:br/>
-      </w:r>
-      <w:r>
-        <w:br/>
-        <w:t>1. Frontend</w:t>
-      </w:r>
-      <w:r>
-        <w:br/>
-        <w:t>2. Backend</w:t>
-      </w:r>
-      <w:r>
-        <w:br/>
-        <w:t>3. Adatbázis</w:t>
-      </w:r>
-      <w:r>
-        <w:br/>
-      </w:r>
-      <w:r>
-        <w:lastRenderedPageBreak/>
-        <w:br/>
-        <w:t>Frontend feladata:</w:t>
-      </w:r>
-      <w:r>
-        <w:br/>
-        <w:t>• felhasználói felület megjelenítése</w:t>
-      </w:r>
-      <w:r>
-        <w:br/>
-        <w:t>• adatok bekér</w:t>
-      </w:r>
-      <w:r>
-        <w:t>ése a felhasználótól</w:t>
-      </w:r>
-      <w:r>
-        <w:br/>
-        <w:t>• API hívások a backend felé</w:t>
-      </w:r>
-      <w:r>
-        <w:br/>
-      </w:r>
-      <w:r>
-        <w:br/>
-        <w:t>Backend feladata:</w:t>
-      </w:r>
-      <w:r>
-        <w:br/>
-        <w:t>• üzleti logika kezelése</w:t>
-      </w:r>
-      <w:r>
-        <w:br/>
-        <w:t>• adatbázis kommunikáció</w:t>
-      </w:r>
-      <w:r>
-        <w:br/>
-        <w:t>• fizetési folyamatok kezelése</w:t>
-      </w:r>
-      <w:r>
-        <w:br/>
-      </w:r>
-      <w:r>
-        <w:br/>
-        <w:t>Adatbázis:</w:t>
-      </w:r>
-      <w:r>
-        <w:br/>
-        <w:t>• felhasználók tárolása</w:t>
-      </w:r>
-      <w:r>
-        <w:br/>
-        <w:t>• menetrendek kezelése</w:t>
-      </w:r>
-      <w:r>
-        <w:br/>
-        <w:t>• vásárlások mentése</w:t>
-      </w:r>
-      <w:r>
-        <w:br/>
-      </w:r>
-      <w:r>
-        <w:br/>
-        <w:t>[KÉP HELYE – Rendszer arc</w:t>
-      </w:r>
-      <w:r>
-        <w:t>hitektúra diagram]</w:t>
-      </w:r>
-      <w:r>
-        <w:br/>
-      </w:r>
-    </w:p>
-    <w:p>
-      <w:r>
-        <w:br/>
-        <w:t>A TraveRail rendszer három fő komponensből épül fel:</w:t>
-      </w:r>
-      <w:r>
-        <w:br/>
-      </w:r>
-      <w:r>
-        <w:br/>
-        <w:t>1. Frontend</w:t>
-      </w:r>
-      <w:r>
-        <w:br/>
-        <w:t>2. Backend</w:t>
-      </w:r>
-      <w:r>
-        <w:br/>
-        <w:t>3. Adatbázis</w:t>
-      </w:r>
-      <w:r>
-        <w:br/>
-      </w:r>
-      <w:r>
-        <w:br/>
-        <w:t>Frontend feladata:</w:t>
-      </w:r>
-      <w:r>
-        <w:br/>
-        <w:t>• felhasználói felület megjelenítése</w:t>
-      </w:r>
-      <w:r>
-        <w:br/>
-        <w:t>• adatok bekérése a felhasználótól</w:t>
-      </w:r>
-      <w:r>
-        <w:br/>
-        <w:t>• API hívások a backend felé</w:t>
-      </w:r>
-      <w:r>
-        <w:br/>
-      </w:r>
-      <w:r>
-        <w:br/>
-        <w:t>Backend feladata:</w:t>
-      </w:r>
-      <w:r>
-        <w:br/>
-        <w:t>• üzl</w:t>
-      </w:r>
-      <w:r>
-        <w:t>eti logika kezelése</w:t>
-      </w:r>
-      <w:r>
-        <w:br/>
-        <w:t>• adatbázis kommunikáció</w:t>
-      </w:r>
-      <w:r>
-        <w:br/>
-        <w:t>• fizetési folyamatok kezelése</w:t>
-      </w:r>
-      <w:r>
-        <w:br/>
-      </w:r>
-      <w:r>
-        <w:br/>
-        <w:t>Adatbázis:</w:t>
-      </w:r>
-      <w:r>
-        <w:br/>
-        <w:t>• felhasználók tárolása</w:t>
-      </w:r>
-      <w:r>
-        <w:br/>
-        <w:t>• menetrendek kezelése</w:t>
-      </w:r>
-      <w:r>
-        <w:br/>
-        <w:t>• vásárlások mentése</w:t>
-      </w:r>
-      <w:r>
-        <w:br/>
-      </w:r>
-      <w:r>
-        <w:br/>
-        <w:t>[KÉP HELYE – Rendszer architektúra diagram]</w:t>
-      </w:r>
       <w:r>
         <w:br/>
       </w:r>
@@ -872,17 +627,13 @@
         <w:pStyle w:val="Cmsor1"/>
       </w:pPr>
       <w:r>
-        <w:lastRenderedPageBreak/>
         <w:t>IV. Backend rendszer felépítése</w:t>
       </w:r>
     </w:p>
     <w:p>
       <w:r>
         <w:br/>
-        <w:t>A backend Node.js ala</w:t>
-      </w:r>
-      <w:r>
-        <w:t>pú szerver, amely Express keretrendszert használ.</w:t>
+        <w:t>A backend Node.js alapú szerver, amely Express keretrendszert használ.</w:t>
       </w:r>
       <w:r>
         <w:br/>
@@ -926,6 +677,9 @@
       </w:r>
       <w:r>
         <w:br/>
+      </w:r>
+      <w:r>
+        <w:lastRenderedPageBreak/>
         <w:t>Models:</w:t>
       </w:r>
       <w:r>
@@ -941,10 +695,7 @@
       </w:r>
       <w:r>
         <w:br/>
-        <w:t>API végpontok definiá</w:t>
-      </w:r>
-      <w:r>
-        <w:t>lása.</w:t>
+        <w:t>API végpontok definiálása.</w:t>
       </w:r>
       <w:r>
         <w:br/>
@@ -957,6 +708,15 @@
         <w:br/>
         <w:t>Segédfunkciók például képfeltöltés vagy validáció.</w:t>
       </w:r>
+      <w:r>
+        <w:br/>
+      </w:r>
+    </w:p>
+    <w:p/>
+    <w:p/>
+    <w:p/>
+    <w:p/>
+    <w:p>
       <w:r>
         <w:br/>
       </w:r>
@@ -964,168 +724,6 @@
     <w:p>
       <w:r>
         <w:br/>
-        <w:t>A backend Node.js alapú szerver, amely Express keretrendszert használ.</w:t>
-      </w:r>
-      <w:r>
-        <w:br/>
-      </w:r>
-      <w:r>
-        <w:br/>
-        <w:t>A projekt fő mappastruktúrája:</w:t>
-      </w:r>
-      <w:r>
-        <w:br/>
-      </w:r>
-      <w:r>
-        <w:br/>
-        <w:t>controllers</w:t>
-      </w:r>
-      <w:r>
-        <w:br/>
-        <w:t>models</w:t>
-      </w:r>
-      <w:r>
-        <w:br/>
-        <w:t>routes</w:t>
-      </w:r>
-      <w:r>
-        <w:br/>
-        <w:t>middlewares</w:t>
-      </w:r>
-      <w:r>
-        <w:br/>
-      </w:r>
-      <w:r>
-        <w:br/>
-        <w:t>Controllers:</w:t>
-      </w:r>
-      <w:r>
-        <w:br/>
-        <w:t>Az alkalmazás üzleti logiká</w:t>
-      </w:r>
-      <w:r>
-        <w:t>ját tartalmazzák.</w:t>
-      </w:r>
-      <w:r>
-        <w:br/>
-      </w:r>
-      <w:r>
-        <w:br/>
-        <w:t>Models:</w:t>
-      </w:r>
-      <w:r>
-        <w:br/>
-        <w:t>MongoDB adatbázis sémák definiálása.</w:t>
-      </w:r>
-      <w:r>
-        <w:br/>
-      </w:r>
-      <w:r>
-        <w:br/>
-        <w:t>Routes:</w:t>
-      </w:r>
-      <w:r>
-        <w:br/>
-        <w:t>API végpontok definiálása.</w:t>
-      </w:r>
-      <w:r>
-        <w:br/>
-      </w:r>
-      <w:r>
-        <w:br/>
-      </w:r>
-      <w:r>
-        <w:lastRenderedPageBreak/>
-        <w:t>Middlewares:</w:t>
-      </w:r>
-      <w:r>
-        <w:br/>
-        <w:t>Segédfunkciók például képfeltöltés vagy validáció.</w:t>
-      </w:r>
-      <w:r>
-        <w:br/>
-      </w:r>
-    </w:p>
-    <w:p>
-      <w:r>
-        <w:br/>
-        <w:t>A backend Node.js alapú szerver, amely Express keretrendszert használ.</w:t>
-      </w:r>
-      <w:r>
-        <w:br/>
-      </w:r>
-      <w:r>
-        <w:br/>
-        <w:t>A projekt fő mapp</w:t>
-      </w:r>
-      <w:r>
-        <w:t>astruktúrája:</w:t>
-      </w:r>
-      <w:r>
-        <w:br/>
-      </w:r>
-      <w:r>
-        <w:br/>
-        <w:t>controllers</w:t>
-      </w:r>
-      <w:r>
-        <w:br/>
-        <w:t>models</w:t>
-      </w:r>
-      <w:r>
-        <w:br/>
-        <w:t>routes</w:t>
-      </w:r>
-      <w:r>
-        <w:br/>
-        <w:t>middlewares</w:t>
-      </w:r>
-      <w:r>
-        <w:br/>
-      </w:r>
-      <w:r>
-        <w:br/>
-        <w:t>Controllers:</w:t>
-      </w:r>
-      <w:r>
-        <w:br/>
-        <w:t>Az alkalmazás üzleti logikáját tartalmazzák.</w:t>
-      </w:r>
-      <w:r>
-        <w:br/>
-      </w:r>
-      <w:r>
-        <w:br/>
-        <w:t>Models:</w:t>
-      </w:r>
-      <w:r>
-        <w:br/>
-        <w:t>MongoDB adatbázis sémák definiálása.</w:t>
-      </w:r>
-      <w:r>
-        <w:br/>
-      </w:r>
-      <w:r>
-        <w:br/>
-        <w:t>Routes:</w:t>
-      </w:r>
-      <w:r>
-        <w:br/>
-        <w:t>API végpontok definiálása.</w:t>
-      </w:r>
-      <w:r>
-        <w:br/>
-      </w:r>
-      <w:r>
-        <w:br/>
-        <w:t>Middlewares:</w:t>
-      </w:r>
-      <w:r>
-        <w:br/>
-        <w:t>Segédfunkciók például képfeltöltés vagy validáci</w:t>
-      </w:r>
-      <w:r>
-        <w:t>ó.</w:t>
       </w:r>
       <w:r>
         <w:br/>
@@ -1193,23 +791,20 @@
       </w:r>
       <w:r>
         <w:br/>
+        <w:t>GET /api/schedules/:id</w:t>
+      </w:r>
+      <w:r>
+        <w:br/>
+      </w:r>
+      <w:r>
+        <w:br/>
+        <w:t>Jegyvásárlás</w:t>
+      </w:r>
+      <w:r>
+        <w:br/>
       </w:r>
       <w:r>
         <w:lastRenderedPageBreak/>
-        <w:t>GET /api/schedule</w:t>
-      </w:r>
-      <w:r>
-        <w:t>s/:id</w:t>
-      </w:r>
-      <w:r>
-        <w:br/>
-      </w:r>
-      <w:r>
-        <w:br/>
-        <w:t>Jegyvásárlás</w:t>
-      </w:r>
-      <w:r>
-        <w:br/>
         <w:t>POST /api/purchase</w:t>
       </w:r>
       <w:r>
@@ -1237,186 +832,9 @@
     <w:p>
       <w:r>
         <w:br/>
-        <w:t>A backend REST API architektúrát használ.</w:t>
-      </w:r>
-      <w:r>
-        <w:br/>
-      </w:r>
-      <w:r>
-        <w:br/>
-        <w:t>Fontosabb végpontok:</w:t>
-      </w:r>
-      <w:r>
-        <w:br/>
-      </w:r>
-      <w:r>
-        <w:br/>
-        <w:t>Felhasználó regisztráció</w:t>
-      </w:r>
-      <w:r>
-        <w:br/>
-        <w:t>POST /api/register</w:t>
-      </w:r>
-      <w:r>
-        <w:br/>
-      </w:r>
-      <w:r>
-        <w:br/>
-        <w:t>Felhasználó bejelent</w:t>
-      </w:r>
-      <w:r>
-        <w:t>kezés</w:t>
-      </w:r>
-      <w:r>
-        <w:br/>
-        <w:t>POST /api/login</w:t>
-      </w:r>
-      <w:r>
-        <w:br/>
-      </w:r>
-      <w:r>
-        <w:br/>
-        <w:t>Menetrendek lekérdezése</w:t>
-      </w:r>
-      <w:r>
-        <w:br/>
-        <w:t>GET /api/schedules</w:t>
-      </w:r>
-      <w:r>
-        <w:br/>
-      </w:r>
-      <w:r>
-        <w:br/>
-        <w:t>Menetrend részletek</w:t>
-      </w:r>
-      <w:r>
-        <w:br/>
-        <w:t>GET /api/schedules/:id</w:t>
-      </w:r>
-      <w:r>
-        <w:br/>
-      </w:r>
-      <w:r>
-        <w:br/>
-        <w:t>Jegyvásárlás</w:t>
-      </w:r>
-      <w:r>
-        <w:br/>
-        <w:t>POST /api/purchase</w:t>
-      </w:r>
-      <w:r>
-        <w:br/>
-      </w:r>
-      <w:r>
-        <w:br/>
-        <w:t>Stripe fizetés</w:t>
-      </w:r>
-      <w:r>
-        <w:br/>
-        <w:t>POST /api/payment</w:t>
-      </w:r>
-      <w:r>
-        <w:br/>
-      </w:r>
-      <w:r>
-        <w:br/>
-        <w:t>Az API JSON formátumban kommunikál a frontenddel.</w:t>
-      </w:r>
-      <w:r>
-        <w:br/>
-      </w:r>
-    </w:p>
-    <w:p>
-      <w:r>
-        <w:br/>
-        <w:t>A backend REST API archite</w:t>
-      </w:r>
-      <w:r>
-        <w:t>ktúrát használ.</w:t>
-      </w:r>
-      <w:r>
-        <w:br/>
-      </w:r>
-      <w:r>
-        <w:br/>
-        <w:t>Fontosabb végpontok:</w:t>
-      </w:r>
-      <w:r>
-        <w:br/>
-      </w:r>
-      <w:r>
-        <w:br/>
-        <w:t>Felhasználó regisztráció</w:t>
-      </w:r>
-      <w:r>
-        <w:br/>
-        <w:t>POST /api/register</w:t>
-      </w:r>
-      <w:r>
-        <w:br/>
-      </w:r>
-      <w:r>
-        <w:lastRenderedPageBreak/>
-        <w:br/>
-        <w:t>Felhasználó bejelentkezés</w:t>
-      </w:r>
-      <w:r>
-        <w:br/>
-        <w:t>POST /api/login</w:t>
-      </w:r>
-      <w:r>
-        <w:br/>
-      </w:r>
-      <w:r>
-        <w:br/>
-        <w:t>Menetrendek lekérdezése</w:t>
-      </w:r>
-      <w:r>
-        <w:br/>
-        <w:t>GET /api/schedules</w:t>
-      </w:r>
-      <w:r>
-        <w:br/>
-      </w:r>
-      <w:r>
-        <w:br/>
-        <w:t>Menetrend részletek</w:t>
-      </w:r>
-      <w:r>
-        <w:br/>
-        <w:t>GET /api/schedules/:id</w:t>
-      </w:r>
-      <w:r>
-        <w:br/>
-      </w:r>
-      <w:r>
-        <w:br/>
-        <w:t>Jegyvásárlás</w:t>
-      </w:r>
-      <w:r>
-        <w:br/>
-        <w:t>POST /api/purchase</w:t>
-      </w:r>
-      <w:r>
-        <w:br/>
-      </w:r>
-      <w:r>
-        <w:br/>
-        <w:t>Stripe f</w:t>
-      </w:r>
-      <w:r>
-        <w:t>izetés</w:t>
-      </w:r>
-      <w:r>
-        <w:br/>
-        <w:t>POST /api/payment</w:t>
-      </w:r>
-      <w:r>
-        <w:br/>
-      </w:r>
-      <w:r>
-        <w:br/>
-        <w:t>Az API JSON formátumban kommunikál a frontenddel.</w:t>
+      </w:r>
+      <w:r>
+        <w:br/>
       </w:r>
       <w:r>
         <w:br/>
@@ -1447,149 +865,210 @@
       </w:r>
       <w:r>
         <w:br/>
-        <w:t>1. felhasználó kiválasztja a jegyet</w:t>
-      </w:r>
-      <w:r>
-        <w:br/>
-        <w:t>2. kosárba helyezi</w:t>
-      </w:r>
-      <w:r>
-        <w:br/>
-        <w:t>3. backend Str</w:t>
-      </w:r>
-      <w:r>
-        <w:t>ipe session-t hoz létre</w:t>
-      </w:r>
-      <w:r>
-        <w:br/>
-        <w:t>4. felhasználó átkerül a Stripe fizetési felületre</w:t>
-      </w:r>
-      <w:r>
-        <w:br/>
-        <w:t>5. fizetés feldolgozása</w:t>
-      </w:r>
-      <w:r>
-        <w:br/>
-        <w:t>6. sikeres fizetés után vásárlás mentése az adatbázisba</w:t>
-      </w:r>
-      <w:r>
-        <w:br/>
-      </w:r>
-      <w:r>
-        <w:br/>
-        <w:t>[KÉP HELYE – Stripe fizetési folyamat]</w:t>
-      </w:r>
-      <w:r>
-        <w:br/>
-      </w:r>
+        <w:t xml:space="preserve">1. </w:t>
+      </w:r>
+      <w:proofErr w:type="spellStart"/>
+      <w:r>
+        <w:t>felhasználó</w:t>
+      </w:r>
+      <w:proofErr w:type="spellEnd"/>
+      <w:r>
+        <w:t xml:space="preserve"> </w:t>
+      </w:r>
+      <w:proofErr w:type="spellStart"/>
+      <w:r>
+        <w:t>kiválasztja</w:t>
+      </w:r>
+      <w:proofErr w:type="spellEnd"/>
+      <w:r>
+        <w:t xml:space="preserve"> a </w:t>
+      </w:r>
+      <w:proofErr w:type="spellStart"/>
+      <w:r>
+        <w:t>jegyet</w:t>
+      </w:r>
+      <w:proofErr w:type="spellEnd"/>
     </w:p>
     <w:p>
-      <w:r>
-        <w:br/>
-        <w:t>A fizetési rendszer Stripe API segítségével valósult meg.</w:t>
-      </w:r>
-      <w:r>
-        <w:br/>
-      </w:r>
-      <w:r>
-        <w:br/>
-      </w:r>
-      <w:r>
-        <w:t>A folyamat lépései:</w:t>
-      </w:r>
-      <w:r>
-        <w:br/>
-      </w:r>
-      <w:r>
-        <w:br/>
-        <w:t>1. felhasználó kiválasztja a jegyet</w:t>
-      </w:r>
-      <w:r>
-        <w:br/>
-        <w:t>2. kosárba helyezi</w:t>
-      </w:r>
-      <w:r>
-        <w:br/>
-        <w:t>3. backend Stripe session-t hoz létre</w:t>
-      </w:r>
-      <w:r>
-        <w:br/>
-      </w:r>
-      <w:r>
-        <w:lastRenderedPageBreak/>
-        <w:t>4. felhasználó átkerül a Stripe fizetési felületre</w:t>
-      </w:r>
-      <w:r>
-        <w:br/>
-        <w:t>5. fizetés feldolgozása</w:t>
-      </w:r>
-      <w:r>
-        <w:br/>
-        <w:t>6. sikeres fizetés után vásárlás mentése az adatbázisba</w:t>
-      </w:r>
-      <w:r>
-        <w:br/>
-      </w:r>
-      <w:r>
-        <w:br/>
-        <w:t>[KÉP HELYE</w:t>
-      </w:r>
-      <w:r>
-        <w:t xml:space="preserve"> – Stripe fizetési folyamat]</w:t>
-      </w:r>
-      <w:r>
-        <w:br/>
-      </w:r>
+      <w:proofErr w:type="spellStart"/>
+      <w:r>
+        <w:t>kép</w:t>
+      </w:r>
+      <w:proofErr w:type="spellEnd"/>
+      <w:r>
+        <w:br/>
+        <w:t xml:space="preserve">2. </w:t>
+      </w:r>
+      <w:proofErr w:type="spellStart"/>
+      <w:r>
+        <w:t>kosárba</w:t>
+      </w:r>
+      <w:proofErr w:type="spellEnd"/>
+      <w:r>
+        <w:t xml:space="preserve"> </w:t>
+      </w:r>
+      <w:proofErr w:type="spellStart"/>
+      <w:r>
+        <w:t>helyezi</w:t>
+      </w:r>
+      <w:proofErr w:type="spellEnd"/>
     </w:p>
     <w:p>
-      <w:r>
-        <w:br/>
-        <w:t>A fizetési rendszer Stripe API segítségével valósult meg.</w:t>
-      </w:r>
-      <w:r>
-        <w:br/>
-      </w:r>
-      <w:r>
-        <w:br/>
-        <w:t>A folyamat lépései:</w:t>
-      </w:r>
-      <w:r>
-        <w:br/>
-      </w:r>
-      <w:r>
-        <w:br/>
-        <w:t>1. felhasználó kiválasztja a jegyet</w:t>
-      </w:r>
-      <w:r>
-        <w:br/>
-        <w:t>2. kosárba helyezi</w:t>
-      </w:r>
-      <w:r>
-        <w:br/>
-        <w:t>3. backend Stripe session-t hoz létre</w:t>
-      </w:r>
-      <w:r>
-        <w:br/>
-        <w:t>4. felhasználó átkerül a Stripe fizetési felületre</w:t>
-      </w:r>
-      <w:r>
-        <w:br/>
-        <w:t>5</w:t>
-      </w:r>
-      <w:r>
-        <w:t>. fizetés feldolgozása</w:t>
-      </w:r>
-      <w:r>
-        <w:br/>
-        <w:t>6. sikeres fizetés után vásárlás mentése az adatbázisba</w:t>
-      </w:r>
-      <w:r>
-        <w:br/>
-      </w:r>
-      <w:r>
-        <w:br/>
-        <w:t>[KÉP HELYE – Stripe fizetési folyamat]</w:t>
-      </w:r>
+      <w:proofErr w:type="spellStart"/>
+      <w:r>
+        <w:t>kép</w:t>
+      </w:r>
+      <w:proofErr w:type="spellEnd"/>
+      <w:r>
+        <w:br/>
+        <w:t xml:space="preserve">3. backend Stripe session-t </w:t>
+      </w:r>
+      <w:proofErr w:type="spellStart"/>
+      <w:r>
+        <w:t>hoz</w:t>
+      </w:r>
+      <w:proofErr w:type="spellEnd"/>
+      <w:r>
+        <w:t xml:space="preserve"> </w:t>
+      </w:r>
+      <w:proofErr w:type="spellStart"/>
+      <w:r>
+        <w:t>létre</w:t>
+      </w:r>
+      <w:proofErr w:type="spellEnd"/>
+    </w:p>
+    <w:p>
+      <w:proofErr w:type="spellStart"/>
+      <w:r>
+        <w:t>kép</w:t>
+      </w:r>
+      <w:proofErr w:type="spellEnd"/>
+      <w:r>
+        <w:br/>
+        <w:t xml:space="preserve">4. felhasználó átkerül a Stripe </w:t>
+      </w:r>
+      <w:proofErr w:type="spellStart"/>
+      <w:r>
+        <w:t>fizetési</w:t>
+      </w:r>
+      <w:proofErr w:type="spellEnd"/>
+      <w:r>
+        <w:t xml:space="preserve"> </w:t>
+      </w:r>
+      <w:proofErr w:type="spellStart"/>
+      <w:r>
+        <w:t>felületre</w:t>
+      </w:r>
+      <w:proofErr w:type="spellEnd"/>
+    </w:p>
+    <w:p>
+      <w:proofErr w:type="spellStart"/>
+      <w:r>
+        <w:t>kép</w:t>
+      </w:r>
+      <w:proofErr w:type="spellEnd"/>
+      <w:r>
+        <w:br/>
+        <w:t xml:space="preserve">5. </w:t>
+      </w:r>
+      <w:proofErr w:type="spellStart"/>
+      <w:r>
+        <w:t>fizetés</w:t>
+      </w:r>
+      <w:proofErr w:type="spellEnd"/>
+      <w:r>
+        <w:t xml:space="preserve"> </w:t>
+      </w:r>
+      <w:proofErr w:type="spellStart"/>
+      <w:r>
+        <w:t>feldolgozása</w:t>
+      </w:r>
+      <w:proofErr w:type="spellEnd"/>
+    </w:p>
+    <w:p>
+      <w:proofErr w:type="spellStart"/>
+      <w:r>
+        <w:t>kép</w:t>
+      </w:r>
+      <w:proofErr w:type="spellEnd"/>
+      <w:r>
+        <w:br/>
+        <w:t xml:space="preserve">6. </w:t>
+      </w:r>
+      <w:proofErr w:type="spellStart"/>
+      <w:r>
+        <w:t>sikeres</w:t>
+      </w:r>
+      <w:proofErr w:type="spellEnd"/>
+      <w:r>
+        <w:t xml:space="preserve"> </w:t>
+      </w:r>
+      <w:proofErr w:type="spellStart"/>
+      <w:r>
+        <w:t>fizetés</w:t>
+      </w:r>
+      <w:proofErr w:type="spellEnd"/>
+      <w:r>
+        <w:t xml:space="preserve"> </w:t>
+      </w:r>
+      <w:proofErr w:type="spellStart"/>
+      <w:r>
+        <w:t>után</w:t>
+      </w:r>
+      <w:proofErr w:type="spellEnd"/>
+      <w:r>
+        <w:t xml:space="preserve"> </w:t>
+      </w:r>
+      <w:proofErr w:type="spellStart"/>
+      <w:r>
+        <w:t>vásárlás</w:t>
+      </w:r>
+      <w:proofErr w:type="spellEnd"/>
+      <w:r>
+        <w:t xml:space="preserve"> </w:t>
+      </w:r>
+      <w:proofErr w:type="spellStart"/>
+      <w:r>
+        <w:t>mentése</w:t>
+      </w:r>
+      <w:proofErr w:type="spellEnd"/>
+      <w:r>
+        <w:t xml:space="preserve"> </w:t>
+      </w:r>
+      <w:proofErr w:type="spellStart"/>
+      <w:r>
+        <w:t>az</w:t>
+      </w:r>
+      <w:proofErr w:type="spellEnd"/>
+      <w:r>
+        <w:t xml:space="preserve"> </w:t>
+      </w:r>
+      <w:proofErr w:type="spellStart"/>
+      <w:r>
+        <w:t>adatbázisba</w:t>
+      </w:r>
+      <w:proofErr w:type="spellEnd"/>
+      <w:r>
+        <w:br/>
+      </w:r>
+      <w:r>
+        <w:br/>
+      </w:r>
+      <w:proofErr w:type="spellStart"/>
+      <w:r>
+        <w:t>kép</w:t>
+      </w:r>
+      <w:proofErr w:type="spellEnd"/>
+      <w:r>
+        <w:br/>
+      </w:r>
+    </w:p>
+    <w:p>
+      <w:r>
+        <w:br/>
+      </w:r>
+    </w:p>
+    <w:p>
       <w:r>
         <w:br/>
       </w:r>
@@ -1599,6 +1078,7 @@
         <w:pStyle w:val="Cmsor1"/>
       </w:pPr>
       <w:r>
+        <w:lastRenderedPageBreak/>
         <w:t>VII. Adatbázis rendszer</w:t>
       </w:r>
     </w:p>
@@ -1645,8 +1125,6 @@
       </w:r>
       <w:r>
         <w:br/>
-      </w:r>
-      <w:r>
         <w:t>Schedules:</w:t>
       </w:r>
       <w:r>
@@ -1677,148 +1155,16 @@
     </w:p>
     <w:p>
       <w:r>
-        <w:lastRenderedPageBreak/>
-        <w:br/>
-        <w:t>A rendszer MongoDB adatbázist használ.</w:t>
-      </w:r>
-      <w:r>
-        <w:br/>
-      </w:r>
-      <w:r>
-        <w:br/>
-        <w:t>Fő kollekciók:</w:t>
-      </w:r>
-      <w:r>
-        <w:br/>
-      </w:r>
-      <w:r>
-        <w:br/>
-        <w:t>Users</w:t>
-      </w:r>
-      <w:r>
-        <w:br/>
-        <w:t>Schedules</w:t>
-      </w:r>
-      <w:r>
-        <w:br/>
-        <w:t>Purchases</w:t>
-      </w:r>
-      <w:r>
-        <w:br/>
-      </w:r>
-      <w:r>
-        <w:br/>
-        <w:t>Users:</w:t>
-      </w:r>
-      <w:r>
-        <w:br/>
-        <w:t>felhasználók adatai</w:t>
-      </w:r>
-      <w:r>
-        <w:br/>
-      </w:r>
-      <w:r>
-        <w:br/>
-        <w:t>Schedules:</w:t>
-      </w:r>
-      <w:r>
-        <w:br/>
-        <w:t>menetrendek</w:t>
-      </w:r>
-      <w:r>
-        <w:br/>
-      </w:r>
-      <w:r>
-        <w:br/>
-      </w:r>
-      <w:r>
-        <w:t>Purchases:</w:t>
-      </w:r>
-      <w:r>
-        <w:br/>
-        <w:t>vásárlási adatok</w:t>
-      </w:r>
-      <w:r>
-        <w:br/>
-      </w:r>
-      <w:r>
-        <w:br/>
-        <w:t>A Mongoose ODM segíti az adatmodellek kezelését.</w:t>
+        <w:br/>
+      </w:r>
+      <w:r>
+        <w:br/>
       </w:r>
       <w:r>
         <w:br/>
       </w:r>
     </w:p>
     <w:p>
-      <w:r>
-        <w:br/>
-        <w:t>A rendszer MongoDB adatbázist használ.</w:t>
-      </w:r>
-      <w:r>
-        <w:br/>
-      </w:r>
-      <w:r>
-        <w:br/>
-        <w:t>Fő kollekciók:</w:t>
-      </w:r>
-      <w:r>
-        <w:br/>
-      </w:r>
-      <w:r>
-        <w:br/>
-        <w:t>Users</w:t>
-      </w:r>
-      <w:r>
-        <w:br/>
-        <w:t>Schedules</w:t>
-      </w:r>
-      <w:r>
-        <w:br/>
-        <w:t>Purchases</w:t>
-      </w:r>
-      <w:r>
-        <w:br/>
-      </w:r>
-      <w:r>
-        <w:br/>
-        <w:t>Users:</w:t>
-      </w:r>
-      <w:r>
-        <w:br/>
-        <w:t>felhasználók adatai</w:t>
-      </w:r>
-      <w:r>
-        <w:br/>
-      </w:r>
-      <w:r>
-        <w:br/>
-        <w:t>Schedules:</w:t>
-      </w:r>
-      <w:r>
-        <w:br/>
-        <w:t>menetrendek</w:t>
-      </w:r>
-      <w:r>
-        <w:br/>
-      </w:r>
-      <w:r>
-        <w:br/>
-        <w:t>Purchases:</w:t>
-      </w:r>
-      <w:r>
-        <w:br/>
-        <w:t>vásárlási adatok</w:t>
-      </w:r>
-      <w:r>
-        <w:br/>
-      </w:r>
-      <w:r>
-        <w:br/>
-        <w:t>A Mongoose O</w:t>
-      </w:r>
-      <w:r>
-        <w:t>DM segíti az adatmodellek kezelését.</w:t>
-      </w:r>
       <w:r>
         <w:br/>
       </w:r>
@@ -1828,7 +1174,6 @@
         <w:pStyle w:val="Cmsor1"/>
       </w:pPr>
       <w:r>
-        <w:lastRenderedPageBreak/>
         <w:t>VIII. Felhasználói felület</w:t>
       </w:r>
     </w:p>
@@ -1876,10 +1221,10 @@
       </w:r>
       <w:r>
         <w:br/>
-        <w:t>[KÉP HELYE – Menetre</w:t>
-      </w:r>
-      <w:r>
-        <w:t>nd kereső]</w:t>
+      </w:r>
+      <w:r>
+        <w:lastRenderedPageBreak/>
+        <w:t>[KÉP HELYE – Menetrend kereső]</w:t>
       </w:r>
       <w:r>
         <w:br/>
@@ -1895,137 +1240,225 @@
       </w:r>
       <w:r>
         <w:br/>
+      </w:r>
+    </w:p>
+    <w:p/>
+    <w:p>
+      <w:pPr>
+        <w:pStyle w:val="Cmsor1"/>
+      </w:pPr>
+      <w:r>
+        <w:t>IX. Tesztelés</w:t>
       </w:r>
     </w:p>
     <w:p>
       <w:r>
         <w:br/>
-        <w:t>A felhasználói felület célja az egyszerű használhatóság és a gyors navigáció.</w:t>
-      </w:r>
-      <w:r>
-        <w:br/>
-      </w:r>
-      <w:r>
-        <w:br/>
-        <w:t>Fő oldalak:</w:t>
-      </w:r>
-      <w:r>
-        <w:br/>
-      </w:r>
-      <w:r>
-        <w:br/>
-        <w:t>Főoldal</w:t>
-      </w:r>
-      <w:r>
-        <w:br/>
-        <w:t>Menetrend keresés</w:t>
-      </w:r>
-      <w:r>
-        <w:br/>
-        <w:t>Találati lista</w:t>
-      </w:r>
-      <w:r>
-        <w:br/>
-        <w:t>Kosár</w:t>
-      </w:r>
-      <w:r>
-        <w:br/>
-        <w:t>Fizetés</w:t>
-      </w:r>
-      <w:r>
-        <w:br/>
-      </w:r>
-      <w:r>
-        <w:br/>
-        <w:t xml:space="preserve">[KÉP HELYE </w:t>
-      </w:r>
-      <w:r>
-        <w:t>– Főoldal]</w:t>
-      </w:r>
-      <w:r>
-        <w:br/>
-        <w:t>[KÉP HELYE – Menetrend kereső]</w:t>
-      </w:r>
-      <w:r>
-        <w:br/>
-        <w:t>[KÉP HELYE – Találati lista]</w:t>
-      </w:r>
-      <w:r>
-        <w:br/>
-        <w:t>[KÉP HELYE – Kosár oldal]</w:t>
-      </w:r>
-      <w:r>
-        <w:br/>
-        <w:t>[KÉP HELYE – Fizetési oldal]</w:t>
-      </w:r>
-      <w:r>
-        <w:br/>
       </w:r>
     </w:p>
     <w:p>
       <w:r>
         <w:br/>
-        <w:t>A felhasználói felület célja az egyszerű használhatóság és a gyors navigáció.</w:t>
-      </w:r>
-      <w:r>
-        <w:br/>
-      </w:r>
-      <w:r>
-        <w:br/>
-        <w:t>Fő oldalak:</w:t>
-      </w:r>
-      <w:r>
-        <w:br/>
-      </w:r>
-      <w:r>
-        <w:br/>
-        <w:t>Főoldal</w:t>
-      </w:r>
-      <w:r>
-        <w:br/>
-        <w:t>Menetrend keresés</w:t>
-      </w:r>
-      <w:r>
-        <w:br/>
-      </w:r>
-      <w:r>
-        <w:lastRenderedPageBreak/>
-        <w:t>Találati l</w:t>
-      </w:r>
-      <w:r>
-        <w:t>ista</w:t>
-      </w:r>
-      <w:r>
-        <w:br/>
-        <w:t>Kosár</w:t>
-      </w:r>
-      <w:r>
-        <w:br/>
-        <w:t>Fizetés</w:t>
-      </w:r>
-      <w:r>
-        <w:br/>
-      </w:r>
-      <w:r>
-        <w:br/>
-        <w:t>[KÉP HELYE – Főoldal]</w:t>
-      </w:r>
-      <w:r>
-        <w:br/>
-        <w:t>[KÉP HELYE – Menetrend kereső]</w:t>
-      </w:r>
-      <w:r>
-        <w:br/>
-        <w:t>[KÉP HELYE – Találati lista]</w:t>
-      </w:r>
-      <w:r>
-        <w:br/>
-        <w:t>[KÉP HELYE – Kosár oldal]</w:t>
-      </w:r>
-      <w:r>
-        <w:br/>
-        <w:t>[KÉP HELYE – Fizetési oldal]</w:t>
-      </w:r>
+        <w:t xml:space="preserve">A </w:t>
+      </w:r>
+      <w:proofErr w:type="spellStart"/>
+      <w:r>
+        <w:t>projekt</w:t>
+      </w:r>
+      <w:proofErr w:type="spellEnd"/>
+      <w:r>
+        <w:t xml:space="preserve"> </w:t>
+      </w:r>
+      <w:proofErr w:type="spellStart"/>
+      <w:r>
+        <w:t>során</w:t>
+      </w:r>
+      <w:proofErr w:type="spellEnd"/>
+      <w:r>
+        <w:t xml:space="preserve"> </w:t>
+      </w:r>
+      <w:proofErr w:type="spellStart"/>
+      <w:r>
+        <w:t>több</w:t>
+      </w:r>
+      <w:proofErr w:type="spellEnd"/>
+      <w:r>
+        <w:t xml:space="preserve"> </w:t>
+      </w:r>
+      <w:proofErr w:type="spellStart"/>
+      <w:r>
+        <w:t>tesztelési</w:t>
+      </w:r>
+      <w:proofErr w:type="spellEnd"/>
+      <w:r>
+        <w:t xml:space="preserve"> </w:t>
+      </w:r>
+      <w:proofErr w:type="spellStart"/>
+      <w:r>
+        <w:t>módszert</w:t>
+      </w:r>
+      <w:proofErr w:type="spellEnd"/>
+      <w:r>
+        <w:t xml:space="preserve"> </w:t>
+      </w:r>
+      <w:proofErr w:type="spellStart"/>
+      <w:r>
+        <w:t>alkalmaztunk</w:t>
+      </w:r>
+      <w:proofErr w:type="spellEnd"/>
+      <w:r>
+        <w:t>:</w:t>
+      </w:r>
+      <w:r>
+        <w:br/>
+      </w:r>
+      <w:r>
+        <w:br/>
+      </w:r>
+      <w:proofErr w:type="spellStart"/>
+      <w:r>
+        <w:t>Manuális</w:t>
+      </w:r>
+      <w:proofErr w:type="spellEnd"/>
+      <w:r>
+        <w:t xml:space="preserve"> </w:t>
+      </w:r>
+      <w:proofErr w:type="spellStart"/>
+      <w:r>
+        <w:t>tesztelés</w:t>
+      </w:r>
+      <w:proofErr w:type="spellEnd"/>
+      <w:r>
+        <w:br/>
+        <w:t xml:space="preserve">API </w:t>
+      </w:r>
+      <w:proofErr w:type="spellStart"/>
+      <w:r>
+        <w:t>tesztelés</w:t>
+      </w:r>
+      <w:proofErr w:type="spellEnd"/>
+      <w:r>
+        <w:br/>
+      </w:r>
+      <w:proofErr w:type="spellStart"/>
+      <w:r>
+        <w:t>Fizetési</w:t>
+      </w:r>
+      <w:proofErr w:type="spellEnd"/>
+      <w:r>
+        <w:t xml:space="preserve"> </w:t>
+      </w:r>
+      <w:proofErr w:type="spellStart"/>
+      <w:r>
+        <w:t>rendszer</w:t>
+      </w:r>
+      <w:proofErr w:type="spellEnd"/>
+      <w:r>
+        <w:t xml:space="preserve"> </w:t>
+      </w:r>
+      <w:proofErr w:type="spellStart"/>
+      <w:r>
+        <w:t>tesztelése</w:t>
+      </w:r>
+      <w:proofErr w:type="spellEnd"/>
+      <w:r>
+        <w:br/>
+      </w:r>
+      <w:r>
+        <w:br/>
+      </w:r>
+      <w:proofErr w:type="spellStart"/>
+      <w:r>
+        <w:t>Tesztelt</w:t>
+      </w:r>
+      <w:proofErr w:type="spellEnd"/>
+      <w:r>
+        <w:t xml:space="preserve"> </w:t>
+      </w:r>
+      <w:proofErr w:type="spellStart"/>
+      <w:r>
+        <w:t>funkciók</w:t>
+      </w:r>
+      <w:proofErr w:type="spellEnd"/>
+      <w:r>
+        <w:t>:</w:t>
+      </w:r>
+      <w:r>
+        <w:br/>
+      </w:r>
+      <w:r>
+        <w:br/>
+        <w:t xml:space="preserve">• </w:t>
+      </w:r>
+      <w:proofErr w:type="spellStart"/>
+      <w:r>
+        <w:t>regisztráció</w:t>
+      </w:r>
+      <w:proofErr w:type="spellEnd"/>
+      <w:r>
+        <w:br/>
+        <w:t xml:space="preserve">• </w:t>
+      </w:r>
+      <w:proofErr w:type="spellStart"/>
+      <w:r>
+        <w:t>bejelentkezés</w:t>
+      </w:r>
+      <w:proofErr w:type="spellEnd"/>
+      <w:r>
+        <w:br/>
+        <w:t xml:space="preserve">• </w:t>
+      </w:r>
+      <w:proofErr w:type="spellStart"/>
+      <w:r>
+        <w:t>menetrend</w:t>
+      </w:r>
+      <w:proofErr w:type="spellEnd"/>
+      <w:r>
+        <w:t xml:space="preserve"> </w:t>
+      </w:r>
+      <w:proofErr w:type="spellStart"/>
+      <w:r>
+        <w:t>keresés</w:t>
+      </w:r>
+      <w:proofErr w:type="spellEnd"/>
+      <w:r>
+        <w:br/>
+        <w:t xml:space="preserve">• </w:t>
+      </w:r>
+      <w:proofErr w:type="spellStart"/>
+      <w:r>
+        <w:t>jegyvásárlás</w:t>
+      </w:r>
+      <w:proofErr w:type="spellEnd"/>
+      <w:r>
+        <w:br/>
+        <w:t xml:space="preserve">• </w:t>
+      </w:r>
+      <w:proofErr w:type="spellStart"/>
+      <w:r>
+        <w:t>fizetés</w:t>
+      </w:r>
+      <w:proofErr w:type="spellEnd"/>
+      <w:r>
+        <w:br/>
+      </w:r>
+      <w:r>
+        <w:br/>
+        <w:t>A Stripe sandbox környezetben teszteltük a fizetési folyamatot.</w:t>
+      </w:r>
+      <w:r>
+        <w:br/>
+      </w:r>
+    </w:p>
+    <w:p>
+      <w:r>
+        <w:br/>
+      </w:r>
+      <w:r>
+        <w:br/>
+      </w:r>
+    </w:p>
+    <w:p>
       <w:r>
         <w:br/>
       </w:r>
@@ -2035,68 +1468,75 @@
         <w:pStyle w:val="Cmsor1"/>
       </w:pPr>
       <w:r>
-        <w:t>IX. Tesztelés</w:t>
+        <w:t>X. SWOT analízis</w:t>
       </w:r>
     </w:p>
     <w:p>
       <w:r>
         <w:br/>
-        <w:t>A projekt során több tesztelési módszert alkalmaztunk:</w:t>
-      </w:r>
-      <w:r>
-        <w:br/>
-      </w:r>
-      <w:r>
-        <w:br/>
-        <w:t>Manuális tesztelés</w:t>
-      </w:r>
-      <w:r>
-        <w:br/>
-        <w:t>API tesz</w:t>
-      </w:r>
-      <w:r>
-        <w:t>telés</w:t>
-      </w:r>
-      <w:r>
-        <w:br/>
-        <w:t>Fizetési rendszer tesztelése</w:t>
-      </w:r>
-      <w:r>
-        <w:br/>
-      </w:r>
-      <w:r>
-        <w:br/>
-        <w:t>Tesztelt funkciók:</w:t>
-      </w:r>
-      <w:r>
-        <w:br/>
-      </w:r>
-      <w:r>
-        <w:br/>
-        <w:t>• regisztráció</w:t>
-      </w:r>
-      <w:r>
-        <w:br/>
-        <w:t>• bejelentkezés</w:t>
-      </w:r>
-      <w:r>
-        <w:br/>
-        <w:t>• menetrend keresés</w:t>
-      </w:r>
-      <w:r>
-        <w:br/>
-        <w:t>• jegyvásárlás</w:t>
-      </w:r>
-      <w:r>
-        <w:br/>
-        <w:t>• fizetés</w:t>
-      </w:r>
-      <w:r>
-        <w:br/>
-      </w:r>
-      <w:r>
-        <w:br/>
-        <w:t>A Stripe sandbox környezetben teszteltük a fizetési folyamatot.</w:t>
+        <w:t>Erősségek:</w:t>
+      </w:r>
+      <w:r>
+        <w:br/>
+        <w:t>• modern technológia</w:t>
+      </w:r>
+      <w:r>
+        <w:br/>
+        <w:t>• gyors működés</w:t>
+      </w:r>
+      <w:r>
+        <w:br/>
+        <w:t>• biztonságos fizetés</w:t>
+      </w:r>
+      <w:r>
+        <w:br/>
+      </w:r>
+      <w:r>
+        <w:lastRenderedPageBreak/>
+        <w:br/>
+        <w:t>Gyengeségek:</w:t>
+      </w:r>
+      <w:r>
+        <w:br/>
+        <w:t>• admin felület hiánya</w:t>
+      </w:r>
+      <w:r>
+        <w:br/>
+        <w:t>• korlátozott funkcionalitás</w:t>
+      </w:r>
+      <w:r>
+        <w:br/>
+      </w:r>
+      <w:r>
+        <w:br/>
+        <w:t>Lehetőségek:</w:t>
+      </w:r>
+      <w:r>
+        <w:br/>
+        <w:t>• mobil alkalmazás</w:t>
+      </w:r>
+      <w:r>
+        <w:br/>
+        <w:t>• QR jegy</w:t>
+      </w:r>
+      <w:r>
+        <w:br/>
+        <w:t>• valós idejű menetrend</w:t>
+      </w:r>
+      <w:r>
+        <w:br/>
+      </w:r>
+      <w:r>
+        <w:br/>
+        <w:t>Veszélyek:</w:t>
+      </w:r>
+      <w:r>
+        <w:br/>
+        <w:t>• piaci verseny</w:t>
+      </w:r>
+      <w:r>
+        <w:br/>
+        <w:t>• adatbiztonsági kockázatok</w:t>
       </w:r>
       <w:r>
         <w:br/>
@@ -2105,130 +1545,9 @@
     <w:p>
       <w:r>
         <w:br/>
-        <w:t>A projekt során több tesztelési módszert alkalmaztunk:</w:t>
-      </w:r>
-      <w:r>
-        <w:br/>
-      </w:r>
-      <w:r>
-        <w:br/>
-        <w:t>M</w:t>
-      </w:r>
-      <w:r>
-        <w:t>anuális tesztelés</w:t>
-      </w:r>
-      <w:r>
-        <w:br/>
-        <w:t>API tesztelés</w:t>
-      </w:r>
-      <w:r>
-        <w:br/>
-        <w:t>Fizetési rendszer tesztelése</w:t>
-      </w:r>
-      <w:r>
-        <w:br/>
-      </w:r>
-      <w:r>
-        <w:br/>
-        <w:t>Tesztelt funkciók:</w:t>
-      </w:r>
-      <w:r>
-        <w:br/>
-      </w:r>
-      <w:r>
-        <w:br/>
-        <w:t>• regisztráció</w:t>
-      </w:r>
-      <w:r>
-        <w:br/>
-        <w:t>• bejelentkezés</w:t>
-      </w:r>
-      <w:r>
-        <w:br/>
-        <w:t>• menetrend keresés</w:t>
-      </w:r>
-      <w:r>
-        <w:br/>
-        <w:t>• jegyvásárlás</w:t>
-      </w:r>
-      <w:r>
-        <w:br/>
-      </w:r>
-      <w:r>
-        <w:lastRenderedPageBreak/>
-        <w:t>• fizetés</w:t>
-      </w:r>
-      <w:r>
-        <w:br/>
-      </w:r>
-      <w:r>
-        <w:br/>
-        <w:t>A Stripe sandbox környezetben teszteltük a fizetési folyamatot.</w:t>
-      </w:r>
-      <w:r>
-        <w:br/>
       </w:r>
     </w:p>
     <w:p>
-      <w:r>
-        <w:br/>
-        <w:t>A projekt során több tesztelési</w:t>
-      </w:r>
-      <w:r>
-        <w:t xml:space="preserve"> módszert alkalmaztunk:</w:t>
-      </w:r>
-      <w:r>
-        <w:br/>
-      </w:r>
-      <w:r>
-        <w:br/>
-        <w:t>Manuális tesztelés</w:t>
-      </w:r>
-      <w:r>
-        <w:br/>
-        <w:t>API tesztelés</w:t>
-      </w:r>
-      <w:r>
-        <w:br/>
-        <w:t>Fizetési rendszer tesztelése</w:t>
-      </w:r>
-      <w:r>
-        <w:br/>
-      </w:r>
-      <w:r>
-        <w:br/>
-        <w:t>Tesztelt funkciók:</w:t>
-      </w:r>
-      <w:r>
-        <w:br/>
-      </w:r>
-      <w:r>
-        <w:br/>
-        <w:t>• regisztráció</w:t>
-      </w:r>
-      <w:r>
-        <w:br/>
-        <w:t>• bejelentkezés</w:t>
-      </w:r>
-      <w:r>
-        <w:br/>
-        <w:t>• menetrend keresés</w:t>
-      </w:r>
-      <w:r>
-        <w:br/>
-        <w:t>• jegyvásárlás</w:t>
-      </w:r>
-      <w:r>
-        <w:br/>
-        <w:t>• fizetés</w:t>
-      </w:r>
-      <w:r>
-        <w:br/>
-      </w:r>
-      <w:r>
-        <w:br/>
-        <w:t>A Stripe sandbox környezetben teszteltük a fizetési folyamatot.</w:t>
-      </w:r>
       <w:r>
         <w:br/>
       </w:r>
@@ -2238,80 +1557,32 @@
         <w:pStyle w:val="Cmsor1"/>
       </w:pPr>
       <w:r>
-        <w:t>X. SWO</w:t>
-      </w:r>
-      <w:r>
-        <w:t>T analízis</w:t>
+        <w:t>XI. Jövőbeli fejlesztési lehetőségek</w:t>
       </w:r>
     </w:p>
     <w:p>
       <w:r>
         <w:br/>
-        <w:t>Erősségek:</w:t>
-      </w:r>
-      <w:r>
-        <w:br/>
-        <w:t>• modern technológia</w:t>
-      </w:r>
-      <w:r>
-        <w:br/>
-        <w:t>• gyors működés</w:t>
-      </w:r>
-      <w:r>
-        <w:br/>
-        <w:t>• biztonságos fizetés</w:t>
-      </w:r>
-      <w:r>
-        <w:br/>
-      </w:r>
-      <w:r>
-        <w:br/>
-        <w:t>Gyengeségek:</w:t>
-      </w:r>
-      <w:r>
-        <w:br/>
-        <w:t>• admin felület hiánya</w:t>
-      </w:r>
-      <w:r>
-        <w:br/>
-        <w:t>• korlátozott funkcionalitás</w:t>
-      </w:r>
-      <w:r>
-        <w:br/>
-      </w:r>
-      <w:r>
-        <w:br/>
-        <w:t>Lehetőségek:</w:t>
-      </w:r>
-      <w:r>
-        <w:br/>
-        <w:t>• mobil alkalmazás</w:t>
-      </w:r>
-      <w:r>
-        <w:br/>
-        <w:t>• QR jegy</w:t>
-      </w:r>
-      <w:r>
-        <w:br/>
-        <w:t>• valós idejű menetrend</w:t>
-      </w:r>
-      <w:r>
-        <w:br/>
-      </w:r>
-      <w:r>
-        <w:br/>
-        <w:t>Veszélyek:</w:t>
-      </w:r>
-      <w:r>
-        <w:br/>
-        <w:t>• piaci verseny</w:t>
-      </w:r>
-      <w:r>
-        <w:br/>
-        <w:t>• adatbiztons</w:t>
-      </w:r>
-      <w:r>
-        <w:t>ági kockázatok</w:t>
+        <w:t>A projekt a jövőben tovább fejleszthető:</w:t>
+      </w:r>
+      <w:r>
+        <w:br/>
+      </w:r>
+      <w:r>
+        <w:br/>
+        <w:t>• mobil alkalmazás fejlesztése</w:t>
+      </w:r>
+      <w:r>
+        <w:br/>
+        <w:t>• QR kód alapú jegyrendszer</w:t>
+      </w:r>
+      <w:r>
+        <w:br/>
+        <w:t>• valós idejű menetrend API integráció</w:t>
+      </w:r>
+      <w:r>
+        <w:br/>
+        <w:t>• felhasználói profil kezelése</w:t>
       </w:r>
       <w:r>
         <w:br/>
@@ -2319,146 +1590,12 @@
     </w:p>
     <w:p>
       <w:r>
-        <w:lastRenderedPageBreak/>
-        <w:br/>
-        <w:t>Erősségek:</w:t>
-      </w:r>
-      <w:r>
-        <w:br/>
-        <w:t>• modern technológia</w:t>
-      </w:r>
-      <w:r>
-        <w:br/>
-        <w:t>• gyors működés</w:t>
-      </w:r>
-      <w:r>
-        <w:br/>
-        <w:t>• biztonságos fizetés</w:t>
-      </w:r>
-      <w:r>
-        <w:br/>
-      </w:r>
-      <w:r>
-        <w:br/>
-        <w:t>Gyengeségek:</w:t>
-      </w:r>
-      <w:r>
-        <w:br/>
-        <w:t>• admin felület hiánya</w:t>
-      </w:r>
-      <w:r>
-        <w:br/>
-        <w:t>• korlátozott funkcionalitás</w:t>
-      </w:r>
-      <w:r>
-        <w:br/>
-      </w:r>
-      <w:r>
-        <w:br/>
-        <w:t>Lehetőségek:</w:t>
-      </w:r>
-      <w:r>
-        <w:br/>
-        <w:t>• mobil alkalmazás</w:t>
-      </w:r>
-      <w:r>
-        <w:br/>
-        <w:t>• QR jegy</w:t>
-      </w:r>
-      <w:r>
-        <w:br/>
-        <w:t>• valós idejű menetrend</w:t>
-      </w:r>
-      <w:r>
-        <w:br/>
-      </w:r>
-      <w:r>
-        <w:br/>
-        <w:t>Veszélyek:</w:t>
-      </w:r>
-      <w:r>
-        <w:br/>
-        <w:t>• piaci verseny</w:t>
-      </w:r>
-      <w:r>
-        <w:br/>
-        <w:t>• adatbi</w:t>
-      </w:r>
-      <w:r>
-        <w:t>ztonsági kockázatok</w:t>
-      </w:r>
-      <w:r>
         <w:br/>
       </w:r>
     </w:p>
     <w:p>
       <w:r>
         <w:br/>
-        <w:t>Erősségek:</w:t>
-      </w:r>
-      <w:r>
-        <w:br/>
-        <w:t>• modern technológia</w:t>
-      </w:r>
-      <w:r>
-        <w:br/>
-        <w:t>• gyors működés</w:t>
-      </w:r>
-      <w:r>
-        <w:br/>
-        <w:t>• biztonságos fizetés</w:t>
-      </w:r>
-      <w:r>
-        <w:br/>
-      </w:r>
-      <w:r>
-        <w:br/>
-        <w:t>Gyengeségek:</w:t>
-      </w:r>
-      <w:r>
-        <w:br/>
-        <w:t>• admin felület hiánya</w:t>
-      </w:r>
-      <w:r>
-        <w:br/>
-        <w:t>• korlátozott funkcionalitás</w:t>
-      </w:r>
-      <w:r>
-        <w:br/>
-      </w:r>
-      <w:r>
-        <w:br/>
-        <w:t>Lehetőségek:</w:t>
-      </w:r>
-      <w:r>
-        <w:br/>
-        <w:t>• mobil alkalmazás</w:t>
-      </w:r>
-      <w:r>
-        <w:br/>
-        <w:t>• QR jegy</w:t>
-      </w:r>
-      <w:r>
-        <w:br/>
-        <w:t>• valós idejű menetrend</w:t>
-      </w:r>
-      <w:r>
-        <w:br/>
-      </w:r>
-      <w:r>
-        <w:br/>
-        <w:t>Veszélyek:</w:t>
-      </w:r>
-      <w:r>
-        <w:br/>
-        <w:t>• piaci verseny</w:t>
-      </w:r>
-      <w:r>
-        <w:br/>
-        <w:t>• a</w:t>
-      </w:r>
-      <w:r>
-        <w:t>datbiztonsági kockázatok</w:t>
       </w:r>
       <w:r>
         <w:br/>
@@ -2469,33 +1606,49 @@
         <w:pStyle w:val="Cmsor1"/>
       </w:pPr>
       <w:r>
-        <w:t>XI. Jövőbeli fejlesztési lehetőségek</w:t>
+        <w:t>XII. Összegzés</w:t>
       </w:r>
     </w:p>
     <w:p>
       <w:r>
         <w:br/>
-        <w:t>A projekt a jövőben tovább fejleszthető:</w:t>
+        <w:t>A TraveRail projekt során egy működőképes online jegyvásárló rendszer került megvalósításra.</w:t>
+      </w:r>
+      <w:r>
+        <w:br/>
       </w:r>
       <w:r>
         <w:br/>
       </w:r>
       <w:r>
         <w:lastRenderedPageBreak/>
-        <w:br/>
-        <w:t>• mobil alkalmazás fejlesztése</w:t>
-      </w:r>
-      <w:r>
-        <w:br/>
-        <w:t>• QR kód alapú jegyrendszer</w:t>
-      </w:r>
-      <w:r>
-        <w:br/>
-        <w:t>• valós idejű menetrend API integráció</w:t>
-      </w:r>
-      <w:r>
-        <w:br/>
-        <w:t>• felhasználói profil kezelése</w:t>
+        <w:t>A fejlesztés során a csapat jelentős tapasztalatot szerzett:</w:t>
+      </w:r>
+      <w:r>
+        <w:br/>
+      </w:r>
+      <w:r>
+        <w:br/>
+        <w:t>• full stack fejlesztés</w:t>
+      </w:r>
+      <w:r>
+        <w:br/>
+        <w:t>• adatbázis kezelés</w:t>
+      </w:r>
+      <w:r>
+        <w:br/>
+        <w:t>• fizetési rendszer integráció</w:t>
+      </w:r>
+      <w:r>
+        <w:br/>
+        <w:t>• REST API fejlesztés</w:t>
+      </w:r>
+      <w:r>
+        <w:br/>
+      </w:r>
+      <w:r>
+        <w:br/>
+        <w:t>A projekt sikeresen teljesítette a kitűzött célokat.</w:t>
       </w:r>
       <w:r>
         <w:br/>
@@ -2504,212 +1657,9 @@
     <w:p>
       <w:r>
         <w:br/>
-        <w:t>A projekt a jövőben</w:t>
-      </w:r>
-      <w:r>
-        <w:t xml:space="preserve"> tovább fejleszthető:</w:t>
-      </w:r>
-      <w:r>
-        <w:br/>
-      </w:r>
-      <w:r>
-        <w:br/>
-        <w:t>• mobil alkalmazás fejlesztése</w:t>
-      </w:r>
-      <w:r>
-        <w:br/>
-        <w:t>• QR kód alapú jegyrendszer</w:t>
-      </w:r>
-      <w:r>
-        <w:br/>
-        <w:t>• valós idejű menetrend API integráció</w:t>
-      </w:r>
-      <w:r>
-        <w:br/>
-        <w:t>• felhasználói profil kezelése</w:t>
-      </w:r>
-      <w:r>
-        <w:br/>
       </w:r>
     </w:p>
-    <w:p>
-      <w:r>
-        <w:br/>
-        <w:t>A projekt a jövőben tovább fejleszthető:</w:t>
-      </w:r>
-      <w:r>
-        <w:br/>
-      </w:r>
-      <w:r>
-        <w:br/>
-        <w:t>• mobil alkalmazás fejlesztése</w:t>
-      </w:r>
-      <w:r>
-        <w:br/>
-        <w:t>• QR kód alapú jegyrendszer</w:t>
-      </w:r>
-      <w:r>
-        <w:br/>
-        <w:t>•</w:t>
-      </w:r>
-      <w:r>
-        <w:t xml:space="preserve"> valós idejű menetrend API integráció</w:t>
-      </w:r>
-      <w:r>
-        <w:br/>
-        <w:t>• felhasználói profil kezelése</w:t>
-      </w:r>
-      <w:r>
-        <w:br/>
-      </w:r>
-    </w:p>
-    <w:p>
-      <w:pPr>
-        <w:pStyle w:val="Cmsor1"/>
-      </w:pPr>
-      <w:r>
-        <w:t>XII. Összegzés</w:t>
-      </w:r>
-    </w:p>
-    <w:p>
-      <w:r>
-        <w:br/>
-        <w:t>A TraveRail projekt során egy működőképes online jegyvásárló rendszer került megvalósításra.</w:t>
-      </w:r>
-      <w:r>
-        <w:br/>
-      </w:r>
-      <w:r>
-        <w:br/>
-        <w:t>A fejlesztés során a csapat jelentős tapasztalatot szerzett:</w:t>
-      </w:r>
-      <w:r>
-        <w:br/>
-      </w:r>
-      <w:r>
-        <w:br/>
-        <w:t>• full stack f</w:t>
-      </w:r>
-      <w:r>
-        <w:t>ejlesztés</w:t>
-      </w:r>
-      <w:r>
-        <w:br/>
-        <w:t>• adatbázis kezelés</w:t>
-      </w:r>
-      <w:r>
-        <w:br/>
-        <w:t>• fizetési rendszer integráció</w:t>
-      </w:r>
-      <w:r>
-        <w:br/>
-        <w:t>• REST API fejlesztés</w:t>
-      </w:r>
-      <w:r>
-        <w:br/>
-      </w:r>
-      <w:r>
-        <w:br/>
-        <w:t>A projekt sikeresen teljesítette a kitűzött célokat.</w:t>
-      </w:r>
-      <w:r>
-        <w:br/>
-      </w:r>
-    </w:p>
-    <w:p>
-      <w:r>
-        <w:br/>
-        <w:t>A TraveRail projekt során egy működőképes online jegyvásárló rendszer került megvalósításra.</w:t>
-      </w:r>
-      <w:r>
-        <w:br/>
-      </w:r>
-      <w:r>
-        <w:lastRenderedPageBreak/>
-        <w:br/>
-        <w:t>A fejlesztés során a cs</w:t>
-      </w:r>
-      <w:r>
-        <w:t>apat jelentős tapasztalatot szerzett:</w:t>
-      </w:r>
-      <w:r>
-        <w:br/>
-      </w:r>
-      <w:r>
-        <w:br/>
-        <w:t>• full stack fejlesztés</w:t>
-      </w:r>
-      <w:r>
-        <w:br/>
-        <w:t>• adatbázis kezelés</w:t>
-      </w:r>
-      <w:r>
-        <w:br/>
-        <w:t>• fizetési rendszer integráció</w:t>
-      </w:r>
-      <w:r>
-        <w:br/>
-        <w:t>• REST API fejlesztés</w:t>
-      </w:r>
-      <w:r>
-        <w:br/>
-      </w:r>
-      <w:r>
-        <w:br/>
-        <w:t>A projekt sikeresen teljesítette a kitűzött célokat.</w:t>
-      </w:r>
-      <w:r>
-        <w:br/>
-      </w:r>
-    </w:p>
-    <w:p>
-      <w:r>
-        <w:br/>
-        <w:t xml:space="preserve">A TraveRail projekt során egy működőképes online </w:t>
-      </w:r>
-      <w:r>
-        <w:t>jegyvásárló rendszer került megvalósításra.</w:t>
-      </w:r>
-      <w:r>
-        <w:br/>
-      </w:r>
-      <w:r>
-        <w:br/>
-        <w:t>A fejlesztés során a csapat jelentős tapasztalatot szerzett:</w:t>
-      </w:r>
-      <w:r>
-        <w:br/>
-      </w:r>
-      <w:r>
-        <w:br/>
-        <w:t>• full stack fejlesztés</w:t>
-      </w:r>
-      <w:r>
-        <w:br/>
-        <w:t>• adatbázis kezelés</w:t>
-      </w:r>
-      <w:r>
-        <w:br/>
-        <w:t>• fizetési rendszer integráció</w:t>
-      </w:r>
-      <w:r>
-        <w:br/>
-        <w:t>• REST API fejlesztés</w:t>
-      </w:r>
-      <w:r>
-        <w:br/>
-      </w:r>
-      <w:r>
-        <w:br/>
-        <w:t>A projekt sikeresen teljesítette a kitűzött célokat</w:t>
-      </w:r>
-      <w:r>
-        <w:t>.</w:t>
-      </w:r>
-      <w:r>
-        <w:br/>
-      </w:r>
-    </w:p>
+    <w:p/>
     <w:sectPr>
       <w:pgSz w:w="12240" w:h="15840"/>
       <w:pgMar w:top="1440" w:right="1800" w:bottom="1440" w:left="1800" w:header="720" w:footer="720" w:gutter="0"/>
@@ -3208,11 +2158,6 @@
     <w:lsdException w:name="Book Title" w:uiPriority="33" w:qFormat="1"/>
     <w:lsdException w:name="Bibliography" w:semiHidden="1" w:uiPriority="37" w:unhideWhenUsed="1"/>
     <w:lsdException w:name="TOC Heading" w:semiHidden="1" w:uiPriority="39" w:unhideWhenUsed="1" w:qFormat="1"/>
-    <w:lsdException w:name="Plain Table 5" w:semiHidden="1" w:unhideWhenUsed="1"/>
-    <w:lsdException w:name="Grid Table Light" w:semiHidden="1" w:unhideWhenUsed="1"/>
-    <w:lsdException w:name="Grid Table 1 Light" w:semiHidden="1" w:unhideWhenUsed="1"/>
-    <w:lsdException w:name="Grid Table 2" w:semiHidden="1" w:unhideWhenUsed="1"/>
-    <w:lsdException w:name="Grid Table 3" w:semiHidden="1" w:unhideWhenUsed="1"/>
     <w:lsdException w:name="Grid Table 4" w:uiPriority="49"/>
     <w:lsdException w:name="Grid Table 5 Dark" w:uiPriority="50"/>
     <w:lsdException w:name="Grid Table 6 Colorful" w:uiPriority="51"/>
